--- a/通信ETF报告/关于通信的写作指引.docx
+++ b/通信ETF报告/关于通信的写作指引.docx
@@ -9,6 +9,9 @@
           <w:ilvl w:val="0"/>
           <w:numId w:val="1"/>
         </w:numPr>
+        <w:rPr>
+          <w:rFonts w:hint="eastAsia"/>
+        </w:rPr>
       </w:pPr>
       <w:r>
         <w:rPr>
@@ -24,6 +27,9 @@
           <w:ilvl w:val="0"/>
           <w:numId w:val="1"/>
         </w:numPr>
+        <w:rPr>
+          <w:rFonts w:hint="eastAsia"/>
+        </w:rPr>
       </w:pPr>
       <w:r>
         <w:rPr>
@@ -39,6 +45,9 @@
           <w:ilvl w:val="0"/>
           <w:numId w:val="1"/>
         </w:numPr>
+        <w:rPr>
+          <w:rFonts w:hint="eastAsia"/>
+        </w:rPr>
       </w:pPr>
       <w:r>
         <w:rPr>
@@ -60,6 +69,9 @@
           <w:ilvl w:val="1"/>
           <w:numId w:val="1"/>
         </w:numPr>
+        <w:rPr>
+          <w:rFonts w:hint="eastAsia"/>
+        </w:rPr>
       </w:pPr>
       <w:r>
         <w:rPr>
@@ -75,6 +87,9 @@
           <w:ilvl w:val="1"/>
           <w:numId w:val="1"/>
         </w:numPr>
+        <w:rPr>
+          <w:rFonts w:hint="eastAsia"/>
+        </w:rPr>
       </w:pPr>
       <w:r>
         <w:rPr>
@@ -90,6 +105,9 @@
           <w:ilvl w:val="1"/>
           <w:numId w:val="1"/>
         </w:numPr>
+        <w:rPr>
+          <w:rFonts w:hint="eastAsia"/>
+        </w:rPr>
       </w:pPr>
       <w:r>
         <w:rPr>
@@ -105,6 +123,9 @@
           <w:ilvl w:val="0"/>
           <w:numId w:val="1"/>
         </w:numPr>
+        <w:rPr>
+          <w:rFonts w:hint="eastAsia"/>
+        </w:rPr>
       </w:pPr>
       <w:r>
         <w:rPr>
@@ -126,6 +147,9 @@
           <w:ilvl w:val="0"/>
           <w:numId w:val="1"/>
         </w:numPr>
+        <w:rPr>
+          <w:rFonts w:hint="eastAsia"/>
+        </w:rPr>
       </w:pPr>
       <w:r>
         <w:rPr>
@@ -147,6 +171,9 @@
           <w:ilvl w:val="0"/>
           <w:numId w:val="1"/>
         </w:numPr>
+        <w:rPr>
+          <w:rFonts w:hint="eastAsia"/>
+        </w:rPr>
       </w:pPr>
       <w:r>
         <w:rPr>
@@ -162,6 +189,9 @@
           <w:ilvl w:val="0"/>
           <w:numId w:val="1"/>
         </w:numPr>
+        <w:rPr>
+          <w:rFonts w:hint="eastAsia"/>
+        </w:rPr>
       </w:pPr>
       <w:r>
         <w:rPr>
@@ -177,6 +207,9 @@
           <w:ilvl w:val="0"/>
           <w:numId w:val="1"/>
         </w:numPr>
+        <w:rPr>
+          <w:rFonts w:hint="eastAsia"/>
+        </w:rPr>
       </w:pPr>
       <w:r>
         <w:rPr>
@@ -192,6 +225,9 @@
           <w:ilvl w:val="0"/>
           <w:numId w:val="1"/>
         </w:numPr>
+        <w:rPr>
+          <w:rFonts w:hint="eastAsia"/>
+        </w:rPr>
       </w:pPr>
       <w:r>
         <w:rPr>
@@ -207,6 +243,9 @@
           <w:ilvl w:val="0"/>
           <w:numId w:val="1"/>
         </w:numPr>
+        <w:rPr>
+          <w:rFonts w:hint="eastAsia"/>
+        </w:rPr>
       </w:pPr>
       <w:r>
         <w:rPr>
@@ -228,6 +267,9 @@
           <w:ilvl w:val="0"/>
           <w:numId w:val="1"/>
         </w:numPr>
+        <w:rPr>
+          <w:rFonts w:hint="eastAsia"/>
+        </w:rPr>
       </w:pPr>
       <w:r>
         <w:rPr>
@@ -249,6 +291,9 @@
           <w:ilvl w:val="0"/>
           <w:numId w:val="1"/>
         </w:numPr>
+        <w:rPr>
+          <w:rFonts w:hint="eastAsia"/>
+        </w:rPr>
       </w:pPr>
       <w:r>
         <w:rPr>
@@ -264,6 +309,9 @@
           <w:ilvl w:val="0"/>
           <w:numId w:val="1"/>
         </w:numPr>
+        <w:rPr>
+          <w:rFonts w:hint="eastAsia"/>
+        </w:rPr>
       </w:pPr>
       <w:r>
         <w:rPr>
@@ -279,9 +327,6 @@
           <w:ilvl w:val="0"/>
           <w:numId w:val="1"/>
         </w:numPr>
-        <w:rPr>
-          <w:rFonts w:hint="eastAsia"/>
-        </w:rPr>
       </w:pPr>
       <w:r>
         <w:rPr>
@@ -297,6 +342,36 @@
         <w:t>ifind</w:t>
       </w:r>
       <w:proofErr w:type="spellEnd"/>
+    </w:p>
+    <w:p>
+      <w:pPr>
+        <w:pStyle w:val="a9"/>
+        <w:numPr>
+          <w:ilvl w:val="0"/>
+          <w:numId w:val="1"/>
+        </w:numPr>
+        <w:rPr>
+          <w:rFonts w:hint="eastAsia"/>
+        </w:rPr>
+      </w:pPr>
+      <w:r>
+        <w:rPr>
+          <w:rFonts w:hint="eastAsia"/>
+        </w:rPr>
+        <w:t>市场测算这一块，可以用头部厂商的营收相加来确定。这个是简单的办法。</w:t>
+      </w:r>
+      <w:r>
+        <w:rPr>
+          <w:rFonts w:hint="eastAsia"/>
+        </w:rPr>
+        <w:t>然后就是扣细分，广义光里，光模块占多少，器件占多少，光纤占多少？</w:t>
+      </w:r>
+      <w:r>
+        <w:rPr>
+          <w:rFonts w:hint="eastAsia"/>
+        </w:rPr>
+        <w:t>但是这个比例也是个拍。</w:t>
+      </w:r>
     </w:p>
     <w:sectPr>
       <w:pgSz w:w="11906" w:h="16838"/>
@@ -306,6 +381,68 @@
     </w:sectPr>
   </w:body>
 </w:document>
+</file>
+
+<file path=word/endnotes.xml><?xml version="1.0" encoding="utf-8"?>
+<w:endnotes xmlns:wpc="http://schemas.microsoft.com/office/word/2010/wordprocessingCanvas" xmlns:cx="http://schemas.microsoft.com/office/drawing/2014/chartex" xmlns:cx1="http://schemas.microsoft.com/office/drawing/2015/9/8/chartex" xmlns:cx2="http://schemas.microsoft.com/office/drawing/2015/10/21/chartex" xmlns:cx3="http://schemas.microsoft.com/office/drawing/2016/5/9/chartex" xmlns:cx4="http://schemas.microsoft.com/office/drawing/2016/5/10/chartex" xmlns:cx5="http://schemas.microsoft.com/office/drawing/2016/5/11/chartex" xmlns:cx6="http://schemas.microsoft.com/office/drawing/2016/5/12/chartex" xmlns:cx7="http://schemas.microsoft.com/office/drawing/2016/5/13/chartex" xmlns:cx8="http://schemas.microsoft.com/office/drawing/2016/5/14/chartex" xmlns:mc="http://schemas.openxmlformats.org/markup-compatibility/2006" xmlns:aink="http://schemas.microsoft.com/office/drawing/2016/ink" xmlns:am3d="http://schemas.microsoft.com/office/drawing/2017/model3d" xmlns:o="urn:schemas-microsoft-com:office:office" xmlns:oel="http://schemas.microsoft.com/office/2019/extlst" xmlns:r="http://schemas.openxmlformats.org/officeDocument/2006/relationships" xmlns:m="http://schemas.openxmlformats.org/officeDocument/2006/math" xmlns:v="urn:schemas-microsoft-com:vml" xmlns:wp14="http://schemas.microsoft.com/office/word/2010/wordprocessingDrawing" xmlns:wp="http://schemas.openxmlformats.org/drawingml/2006/wordprocessingDrawing" xmlns:w10="urn:schemas-microsoft-com:office:word" xmlns:w="http://schemas.openxmlformats.org/wordprocessingml/2006/main" xmlns:w14="http://schemas.microsoft.com/office/word/2010/wordml" xmlns:w15="http://schemas.microsoft.com/office/word/2012/wordml" xmlns:w16cex="http://schemas.microsoft.com/office/word/2018/wordml/cex" xmlns:w16cid="http://schemas.microsoft.com/office/word/2016/wordml/cid" xmlns:w16="http://schemas.microsoft.com/office/word/2018/wordml" xmlns:w16du="http://schemas.microsoft.com/office/word/2023/wordml/word16du" xmlns:w16sdtdh="http://schemas.microsoft.com/office/word/2020/wordml/sdtdatahash" xmlns:w16sdtfl="http://schemas.microsoft.com/office/word/2024/wordml/sdtformatlock" xmlns:w16se="http://schemas.microsoft.com/office/word/2015/wordml/symex" xmlns:wpg="http://schemas.microsoft.com/office/word/2010/wordprocessingGroup" xmlns:wpi="http://schemas.microsoft.com/office/word/2010/wordprocessingInk" xmlns:wne="http://schemas.microsoft.com/office/word/2006/wordml" xmlns:wps="http://schemas.microsoft.com/office/word/2010/wordprocessingShape" mc:Ignorable="w14 w15 w16se w16cid w16 w16cex w16sdtdh w16sdtfl w16du wp14">
+  <w:endnote w:type="separator" w:id="-1">
+    <w:p>
+      <w:pPr>
+        <w:spacing w:after="0" w:line="240" w:lineRule="auto"/>
+        <w:rPr>
+          <w:rFonts w:hint="eastAsia"/>
+        </w:rPr>
+      </w:pPr>
+      <w:r>
+        <w:separator/>
+      </w:r>
+    </w:p>
+  </w:endnote>
+  <w:endnote w:type="continuationSeparator" w:id="0">
+    <w:p>
+      <w:pPr>
+        <w:spacing w:after="0" w:line="240" w:lineRule="auto"/>
+        <w:rPr>
+          <w:rFonts w:hint="eastAsia"/>
+        </w:rPr>
+      </w:pPr>
+      <w:r>
+        <w:continuationSeparator/>
+      </w:r>
+    </w:p>
+  </w:endnote>
+</w:endnotes>
+</file>
+
+<file path=word/footnotes.xml><?xml version="1.0" encoding="utf-8"?>
+<w:footnotes xmlns:wpc="http://schemas.microsoft.com/office/word/2010/wordprocessingCanvas" xmlns:cx="http://schemas.microsoft.com/office/drawing/2014/chartex" xmlns:cx1="http://schemas.microsoft.com/office/drawing/2015/9/8/chartex" xmlns:cx2="http://schemas.microsoft.com/office/drawing/2015/10/21/chartex" xmlns:cx3="http://schemas.microsoft.com/office/drawing/2016/5/9/chartex" xmlns:cx4="http://schemas.microsoft.com/office/drawing/2016/5/10/chartex" xmlns:cx5="http://schemas.microsoft.com/office/drawing/2016/5/11/chartex" xmlns:cx6="http://schemas.microsoft.com/office/drawing/2016/5/12/chartex" xmlns:cx7="http://schemas.microsoft.com/office/drawing/2016/5/13/chartex" xmlns:cx8="http://schemas.microsoft.com/office/drawing/2016/5/14/chartex" xmlns:mc="http://schemas.openxmlformats.org/markup-compatibility/2006" xmlns:aink="http://schemas.microsoft.com/office/drawing/2016/ink" xmlns:am3d="http://schemas.microsoft.com/office/drawing/2017/model3d" xmlns:o="urn:schemas-microsoft-com:office:office" xmlns:oel="http://schemas.microsoft.com/office/2019/extlst" xmlns:r="http://schemas.openxmlformats.org/officeDocument/2006/relationships" xmlns:m="http://schemas.openxmlformats.org/officeDocument/2006/math" xmlns:v="urn:schemas-microsoft-com:vml" xmlns:wp14="http://schemas.microsoft.com/office/word/2010/wordprocessingDrawing" xmlns:wp="http://schemas.openxmlformats.org/drawingml/2006/wordprocessingDrawing" xmlns:w10="urn:schemas-microsoft-com:office:word" xmlns:w="http://schemas.openxmlformats.org/wordprocessingml/2006/main" xmlns:w14="http://schemas.microsoft.com/office/word/2010/wordml" xmlns:w15="http://schemas.microsoft.com/office/word/2012/wordml" xmlns:w16cex="http://schemas.microsoft.com/office/word/2018/wordml/cex" xmlns:w16cid="http://schemas.microsoft.com/office/word/2016/wordml/cid" xmlns:w16="http://schemas.microsoft.com/office/word/2018/wordml" xmlns:w16du="http://schemas.microsoft.com/office/word/2023/wordml/word16du" xmlns:w16sdtdh="http://schemas.microsoft.com/office/word/2020/wordml/sdtdatahash" xmlns:w16sdtfl="http://schemas.microsoft.com/office/word/2024/wordml/sdtformatlock" xmlns:w16se="http://schemas.microsoft.com/office/word/2015/wordml/symex" xmlns:wpg="http://schemas.microsoft.com/office/word/2010/wordprocessingGroup" xmlns:wpi="http://schemas.microsoft.com/office/word/2010/wordprocessingInk" xmlns:wne="http://schemas.microsoft.com/office/word/2006/wordml" xmlns:wps="http://schemas.microsoft.com/office/word/2010/wordprocessingShape" mc:Ignorable="w14 w15 w16se w16cid w16 w16cex w16sdtdh w16sdtfl w16du wp14">
+  <w:footnote w:type="separator" w:id="-1">
+    <w:p>
+      <w:pPr>
+        <w:spacing w:after="0" w:line="240" w:lineRule="auto"/>
+        <w:rPr>
+          <w:rFonts w:hint="eastAsia"/>
+        </w:rPr>
+      </w:pPr>
+      <w:r>
+        <w:separator/>
+      </w:r>
+    </w:p>
+  </w:footnote>
+  <w:footnote w:type="continuationSeparator" w:id="0">
+    <w:p>
+      <w:pPr>
+        <w:spacing w:after="0" w:line="240" w:lineRule="auto"/>
+        <w:rPr>
+          <w:rFonts w:hint="eastAsia"/>
+        </w:rPr>
+      </w:pPr>
+      <w:r>
+        <w:continuationSeparator/>
+      </w:r>
+    </w:p>
+  </w:footnote>
+</w:footnotes>
 </file>
 
 <file path=word/numbering.xml><?xml version="1.0" encoding="utf-8"?>
@@ -1329,6 +1466,69 @@
       <w:spacing w:val="5"/>
     </w:rPr>
   </w:style>
+  <w:style w:type="paragraph" w:styleId="ae">
+    <w:name w:val="header"/>
+    <w:basedOn w:val="a"/>
+    <w:link w:val="af"/>
+    <w:uiPriority w:val="99"/>
+    <w:unhideWhenUsed/>
+    <w:rsid w:val="00EE4F01"/>
+    <w:pPr>
+      <w:tabs>
+        <w:tab w:val="center" w:pos="4153"/>
+        <w:tab w:val="right" w:pos="8306"/>
+      </w:tabs>
+      <w:snapToGrid w:val="0"/>
+      <w:spacing w:line="240" w:lineRule="auto"/>
+      <w:jc w:val="center"/>
+    </w:pPr>
+    <w:rPr>
+      <w:sz w:val="18"/>
+      <w:szCs w:val="18"/>
+    </w:rPr>
+  </w:style>
+  <w:style w:type="character" w:customStyle="1" w:styleId="af">
+    <w:name w:val="页眉 字符"/>
+    <w:basedOn w:val="a0"/>
+    <w:link w:val="ae"/>
+    <w:uiPriority w:val="99"/>
+    <w:rsid w:val="00EE4F01"/>
+    <w:rPr>
+      <w:sz w:val="18"/>
+      <w:szCs w:val="18"/>
+    </w:rPr>
+  </w:style>
+  <w:style w:type="paragraph" w:styleId="af0">
+    <w:name w:val="footer"/>
+    <w:basedOn w:val="a"/>
+    <w:link w:val="af1"/>
+    <w:uiPriority w:val="99"/>
+    <w:unhideWhenUsed/>
+    <w:rsid w:val="00EE4F01"/>
+    <w:pPr>
+      <w:tabs>
+        <w:tab w:val="center" w:pos="4153"/>
+        <w:tab w:val="right" w:pos="8306"/>
+      </w:tabs>
+      <w:snapToGrid w:val="0"/>
+      <w:spacing w:line="240" w:lineRule="auto"/>
+    </w:pPr>
+    <w:rPr>
+      <w:sz w:val="18"/>
+      <w:szCs w:val="18"/>
+    </w:rPr>
+  </w:style>
+  <w:style w:type="character" w:customStyle="1" w:styleId="af1">
+    <w:name w:val="页脚 字符"/>
+    <w:basedOn w:val="a0"/>
+    <w:link w:val="af0"/>
+    <w:uiPriority w:val="99"/>
+    <w:rsid w:val="00EE4F01"/>
+    <w:rPr>
+      <w:sz w:val="18"/>
+      <w:szCs w:val="18"/>
+    </w:rPr>
+  </w:style>
 </w:styles>
 </file>
 

--- a/通信ETF报告/关于通信的写作指引.docx
+++ b/通信ETF报告/关于通信的写作指引.docx
@@ -179,7 +179,21 @@
         <w:rPr>
           <w:rFonts w:hint="eastAsia"/>
         </w:rPr>
-        <w:t>供需极具恶化，一般表现为集中度下降，没有行业壁垒，（营销学波特五力可以用起来）</w:t>
+        <w:t>供需极具恶化，一般表现为集中度下降，没有行业壁垒，（营销学</w:t>
+      </w:r>
+      <w:proofErr w:type="gramStart"/>
+      <w:r>
+        <w:rPr>
+          <w:rFonts w:hint="eastAsia"/>
+        </w:rPr>
+        <w:t>波特五力</w:t>
+      </w:r>
+      <w:proofErr w:type="gramEnd"/>
+      <w:r>
+        <w:rPr>
+          <w:rFonts w:hint="eastAsia"/>
+        </w:rPr>
+        <w:t>可以用起来）</w:t>
       </w:r>
     </w:p>
     <w:p>
@@ -281,7 +295,35 @@
         <w:rPr>
           <w:rFonts w:hint="eastAsia"/>
         </w:rPr>
-        <w:t>竞争格局如何？集中度怎么衡量？景气度怎么衡量？</w:t>
+        <w:t>竞争格局如何？集中</w:t>
+      </w:r>
+      <w:proofErr w:type="gramStart"/>
+      <w:r>
+        <w:rPr>
+          <w:rFonts w:hint="eastAsia"/>
+        </w:rPr>
+        <w:t>度怎么</w:t>
+      </w:r>
+      <w:proofErr w:type="gramEnd"/>
+      <w:r>
+        <w:rPr>
+          <w:rFonts w:hint="eastAsia"/>
+        </w:rPr>
+        <w:t>衡量？景气</w:t>
+      </w:r>
+      <w:proofErr w:type="gramStart"/>
+      <w:r>
+        <w:rPr>
+          <w:rFonts w:hint="eastAsia"/>
+        </w:rPr>
+        <w:t>度怎么</w:t>
+      </w:r>
+      <w:proofErr w:type="gramEnd"/>
+      <w:r>
+        <w:rPr>
+          <w:rFonts w:hint="eastAsia"/>
+        </w:rPr>
+        <w:t>衡量？</w:t>
       </w:r>
     </w:p>
     <w:p>
@@ -299,7 +341,21 @@
         <w:rPr>
           <w:rFonts w:hint="eastAsia"/>
         </w:rPr>
-        <w:t>其实是按照写光通信ETF的方式来写的。不用扩太开。</w:t>
+        <w:t>其实是按照写光通信ETF的方式来写的。</w:t>
+      </w:r>
+      <w:proofErr w:type="gramStart"/>
+      <w:r>
+        <w:rPr>
+          <w:rFonts w:hint="eastAsia"/>
+        </w:rPr>
+        <w:t>不用扩太开</w:t>
+      </w:r>
+      <w:proofErr w:type="gramEnd"/>
+      <w:r>
+        <w:rPr>
+          <w:rFonts w:hint="eastAsia"/>
+        </w:rPr>
+        <w:t>。</w:t>
       </w:r>
     </w:p>
     <w:p>
@@ -313,11 +369,33 @@
           <w:rFonts w:hint="eastAsia"/>
         </w:rPr>
       </w:pPr>
-      <w:r>
-        <w:rPr>
-          <w:rFonts w:hint="eastAsia"/>
-        </w:rPr>
-        <w:t>研报在萝卜投研和国金小程序都有</w:t>
+      <w:proofErr w:type="gramStart"/>
+      <w:r>
+        <w:rPr>
+          <w:rFonts w:hint="eastAsia"/>
+        </w:rPr>
+        <w:t>研</w:t>
+      </w:r>
+      <w:proofErr w:type="gramEnd"/>
+      <w:r>
+        <w:rPr>
+          <w:rFonts w:hint="eastAsia"/>
+        </w:rPr>
+        <w:t>报在萝卜投</w:t>
+      </w:r>
+      <w:proofErr w:type="gramStart"/>
+      <w:r>
+        <w:rPr>
+          <w:rFonts w:hint="eastAsia"/>
+        </w:rPr>
+        <w:t>研</w:t>
+      </w:r>
+      <w:proofErr w:type="gramEnd"/>
+      <w:r>
+        <w:rPr>
+          <w:rFonts w:hint="eastAsia"/>
+        </w:rPr>
+        <w:t>和国金小程序都有</w:t>
       </w:r>
     </w:p>
     <w:p>
@@ -327,12 +405,23 @@
           <w:ilvl w:val="0"/>
           <w:numId w:val="1"/>
         </w:numPr>
-      </w:pPr>
-      <w:r>
-        <w:rPr>
-          <w:rFonts w:hint="eastAsia"/>
-        </w:rPr>
-        <w:t>叠表要善用choice和</w:t>
+        <w:rPr>
+          <w:rFonts w:hint="eastAsia"/>
+        </w:rPr>
+      </w:pPr>
+      <w:proofErr w:type="gramStart"/>
+      <w:r>
+        <w:rPr>
+          <w:rFonts w:hint="eastAsia"/>
+        </w:rPr>
+        <w:t>叠表要</w:t>
+      </w:r>
+      <w:proofErr w:type="gramEnd"/>
+      <w:r>
+        <w:rPr>
+          <w:rFonts w:hint="eastAsia"/>
+        </w:rPr>
+        <w:t>善用choice和</w:t>
       </w:r>
       <w:proofErr w:type="spellStart"/>
       <w:r>
@@ -350,9 +439,6 @@
           <w:ilvl w:val="0"/>
           <w:numId w:val="1"/>
         </w:numPr>
-        <w:rPr>
-          <w:rFonts w:hint="eastAsia"/>
-        </w:rPr>
       </w:pPr>
       <w:r>
         <w:rPr>
@@ -371,6 +457,174 @@
           <w:rFonts w:hint="eastAsia"/>
         </w:rPr>
         <w:t>但是这个比例也是个拍。</w:t>
+      </w:r>
+    </w:p>
+    <w:p>
+      <w:pPr>
+        <w:pStyle w:val="a9"/>
+        <w:numPr>
+          <w:ilvl w:val="0"/>
+          <w:numId w:val="1"/>
+        </w:numPr>
+      </w:pPr>
+      <w:r>
+        <w:rPr>
+          <w:rFonts w:hint="eastAsia"/>
+        </w:rPr>
+        <w:t>可以依靠</w:t>
+      </w:r>
+      <w:proofErr w:type="spellStart"/>
+      <w:r>
+        <w:rPr>
+          <w:rFonts w:hint="eastAsia"/>
+        </w:rPr>
+        <w:t>kimi</w:t>
+      </w:r>
+      <w:proofErr w:type="spellEnd"/>
+      <w:r>
+        <w:rPr>
+          <w:rFonts w:hint="eastAsia"/>
+        </w:rPr>
+        <w:t>，要相信</w:t>
+      </w:r>
+      <w:proofErr w:type="spellStart"/>
+      <w:r>
+        <w:rPr>
+          <w:rFonts w:hint="eastAsia"/>
+        </w:rPr>
+        <w:t>kimi</w:t>
+      </w:r>
+      <w:proofErr w:type="spellEnd"/>
+      <w:r>
+        <w:rPr>
+          <w:rFonts w:hint="eastAsia"/>
+        </w:rPr>
+        <w:t>读的纪要比你多</w:t>
+      </w:r>
+    </w:p>
+    <w:p/>
+    <w:p>
+      <w:r>
+        <w:rPr>
+          <w:rFonts w:hint="eastAsia"/>
+        </w:rPr>
+        <w:t>老吴意见</w:t>
+      </w:r>
+    </w:p>
+    <w:p>
+      <w:pPr>
+        <w:pStyle w:val="a9"/>
+        <w:numPr>
+          <w:ilvl w:val="0"/>
+          <w:numId w:val="2"/>
+        </w:numPr>
+      </w:pPr>
+      <w:r>
+        <w:rPr>
+          <w:rFonts w:hint="eastAsia"/>
+        </w:rPr>
+        <w:t>不能搞太细：有三个说法，其一，你还是要考虑common sense的，市场上大家都没有的东西，你拿出去，能说服得了谁？其二，本来就没有一个绝对正确，谁能说能拍一个百分百对的结果出来？神仙吗？其三，</w:t>
+      </w:r>
+      <w:r>
+        <w:rPr>
+          <w:rFonts w:hint="eastAsia"/>
+        </w:rPr>
+        <w:t>要快，要流水线，要</w:t>
+      </w:r>
+      <w:proofErr w:type="spellStart"/>
+      <w:r>
+        <w:rPr>
+          <w:rFonts w:hint="eastAsia"/>
+        </w:rPr>
+        <w:t>dcf</w:t>
+      </w:r>
+      <w:proofErr w:type="spellEnd"/>
+      <w:r>
+        <w:rPr>
+          <w:rFonts w:hint="eastAsia"/>
+        </w:rPr>
+        <w:t>，要有一个动态的结构，后面还有一堆</w:t>
+      </w:r>
+      <w:proofErr w:type="spellStart"/>
+      <w:r>
+        <w:rPr>
+          <w:rFonts w:hint="eastAsia"/>
+        </w:rPr>
+        <w:t>dcf</w:t>
+      </w:r>
+      <w:proofErr w:type="spellEnd"/>
+      <w:r>
+        <w:rPr>
+          <w:rFonts w:hint="eastAsia"/>
+        </w:rPr>
+        <w:t>等着过呢。</w:t>
+      </w:r>
+    </w:p>
+    <w:p>
+      <w:pPr>
+        <w:pStyle w:val="a9"/>
+        <w:numPr>
+          <w:ilvl w:val="0"/>
+          <w:numId w:val="2"/>
+        </w:numPr>
+        <w:rPr>
+          <w:rFonts w:hint="eastAsia"/>
+        </w:rPr>
+      </w:pPr>
+      <w:r>
+        <w:rPr>
+          <w:rFonts w:hint="eastAsia"/>
+        </w:rPr>
+        <w:t>所谓报告上会，只是开始，上会不重要，跟踪才重要。</w:t>
+      </w:r>
+      <w:r>
+        <w:rPr>
+          <w:rFonts w:hint="eastAsia"/>
+        </w:rPr>
+        <w:t>建立起</w:t>
+      </w:r>
+      <w:r>
+        <w:rPr>
+          <w:rFonts w:hint="eastAsia"/>
+        </w:rPr>
+        <w:t>一个动态的模型，一个思考的框架，知道什么外部变量</w:t>
+      </w:r>
+      <w:r>
+        <w:rPr>
+          <w:rFonts w:hint="eastAsia"/>
+        </w:rPr>
+        <w:t>和增量信息</w:t>
+      </w:r>
+      <w:r>
+        <w:rPr>
+          <w:rFonts w:hint="eastAsia"/>
+        </w:rPr>
+        <w:t>会导致模型</w:t>
+      </w:r>
+      <w:r>
+        <w:rPr>
+          <w:rFonts w:hint="eastAsia"/>
+        </w:rPr>
+        <w:t>输出</w:t>
+      </w:r>
+      <w:r>
+        <w:rPr>
+          <w:rFonts w:hint="eastAsia"/>
+        </w:rPr>
+        <w:t>怎样变化，才是最重</w:t>
+      </w:r>
+      <w:r>
+        <w:rPr>
+          <w:rFonts w:hint="eastAsia"/>
+        </w:rPr>
+        <w:lastRenderedPageBreak/>
+        <w:t>要的事情。</w:t>
+      </w:r>
+      <w:r>
+        <w:rPr>
+          <w:rFonts w:hint="eastAsia"/>
+        </w:rPr>
+        <w:t>所以要建立起来跟踪的基础，才是大事。</w:t>
       </w:r>
     </w:p>
     <w:sectPr>
@@ -536,8 +790,100 @@
       </w:pPr>
     </w:lvl>
   </w:abstractNum>
+  <w:abstractNum w:abstractNumId="1" w15:restartNumberingAfterBreak="0">
+    <w:nsid w:val="69C16949"/>
+    <w:multiLevelType w:val="hybridMultilevel"/>
+    <w:tmpl w:val="DAC8D864"/>
+    <w:lvl w:ilvl="0" w:tplc="29CE29AA">
+      <w:start w:val="1"/>
+      <w:numFmt w:val="decimal"/>
+      <w:lvlText w:val="%1."/>
+      <w:lvlJc w:val="left"/>
+      <w:pPr>
+        <w:ind w:left="360" w:hanging="360"/>
+      </w:pPr>
+      <w:rPr>
+        <w:rFonts w:hint="default"/>
+      </w:rPr>
+    </w:lvl>
+    <w:lvl w:ilvl="1" w:tplc="04090019" w:tentative="1">
+      <w:start w:val="1"/>
+      <w:numFmt w:val="lowerLetter"/>
+      <w:lvlText w:val="%2)"/>
+      <w:lvlJc w:val="left"/>
+      <w:pPr>
+        <w:ind w:left="880" w:hanging="440"/>
+      </w:pPr>
+    </w:lvl>
+    <w:lvl w:ilvl="2" w:tplc="0409001B" w:tentative="1">
+      <w:start w:val="1"/>
+      <w:numFmt w:val="lowerRoman"/>
+      <w:lvlText w:val="%3."/>
+      <w:lvlJc w:val="right"/>
+      <w:pPr>
+        <w:ind w:left="1320" w:hanging="440"/>
+      </w:pPr>
+    </w:lvl>
+    <w:lvl w:ilvl="3" w:tplc="0409000F" w:tentative="1">
+      <w:start w:val="1"/>
+      <w:numFmt w:val="decimal"/>
+      <w:lvlText w:val="%4."/>
+      <w:lvlJc w:val="left"/>
+      <w:pPr>
+        <w:ind w:left="1760" w:hanging="440"/>
+      </w:pPr>
+    </w:lvl>
+    <w:lvl w:ilvl="4" w:tplc="04090019" w:tentative="1">
+      <w:start w:val="1"/>
+      <w:numFmt w:val="lowerLetter"/>
+      <w:lvlText w:val="%5)"/>
+      <w:lvlJc w:val="left"/>
+      <w:pPr>
+        <w:ind w:left="2200" w:hanging="440"/>
+      </w:pPr>
+    </w:lvl>
+    <w:lvl w:ilvl="5" w:tplc="0409001B" w:tentative="1">
+      <w:start w:val="1"/>
+      <w:numFmt w:val="lowerRoman"/>
+      <w:lvlText w:val="%6."/>
+      <w:lvlJc w:val="right"/>
+      <w:pPr>
+        <w:ind w:left="2640" w:hanging="440"/>
+      </w:pPr>
+    </w:lvl>
+    <w:lvl w:ilvl="6" w:tplc="0409000F" w:tentative="1">
+      <w:start w:val="1"/>
+      <w:numFmt w:val="decimal"/>
+      <w:lvlText w:val="%7."/>
+      <w:lvlJc w:val="left"/>
+      <w:pPr>
+        <w:ind w:left="3080" w:hanging="440"/>
+      </w:pPr>
+    </w:lvl>
+    <w:lvl w:ilvl="7" w:tplc="04090019" w:tentative="1">
+      <w:start w:val="1"/>
+      <w:numFmt w:val="lowerLetter"/>
+      <w:lvlText w:val="%8)"/>
+      <w:lvlJc w:val="left"/>
+      <w:pPr>
+        <w:ind w:left="3520" w:hanging="440"/>
+      </w:pPr>
+    </w:lvl>
+    <w:lvl w:ilvl="8" w:tplc="0409001B" w:tentative="1">
+      <w:start w:val="1"/>
+      <w:numFmt w:val="lowerRoman"/>
+      <w:lvlText w:val="%9."/>
+      <w:lvlJc w:val="right"/>
+      <w:pPr>
+        <w:ind w:left="3960" w:hanging="440"/>
+      </w:pPr>
+    </w:lvl>
+  </w:abstractNum>
   <w:num w:numId="1" w16cid:durableId="1069812015">
     <w:abstractNumId w:val="0"/>
+  </w:num>
+  <w:num w:numId="2" w16cid:durableId="464274750">
+    <w:abstractNumId w:val="1"/>
   </w:num>
 </w:numbering>
 </file>
